--- a/2026782_CA1_Strategic Thinking_v1.docx
+++ b/2026782_CA1_Strategic Thinking_v1.docx
@@ -380,25 +380,7 @@
                 <w:sz w:val="32"/>
                 <w:szCs w:val="32"/>
               </w:rPr>
-              <w:t>Strategic Thinking – High</w:t>
-            </w:r>
-            <w:r>
-              <w:rPr>
-                <w:i/>
-                <w:color w:val="156082"/>
-                <w:sz w:val="32"/>
-                <w:szCs w:val="32"/>
-              </w:rPr>
-              <w:t xml:space="preserve"> </w:t>
-            </w:r>
-            <w:r>
-              <w:rPr>
-                <w:i/>
-                <w:color w:val="156082"/>
-                <w:sz w:val="32"/>
-                <w:szCs w:val="32"/>
-              </w:rPr>
-              <w:t>Diploma in Data Analytics</w:t>
+              <w:t>Strategic Thinking – High Diploma in Data Analytics</w:t>
             </w:r>
           </w:p>
           <w:p>
@@ -448,7 +430,6 @@
             <w:pPr>
               <w:spacing w:line="480" w:lineRule="auto"/>
               <w:rPr>
-                <w:rFonts w:hint="cs"/>
                 <w:i/>
                 <w:color w:val="156082"/>
                 <w:sz w:val="32"/>
@@ -482,7 +463,6 @@
             <w:pPr>
               <w:pStyle w:val="p1"/>
               <w:rPr>
-                <w:rFonts w:hint="cs"/>
                 <w:sz w:val="32"/>
                 <w:szCs w:val="32"/>
                 <w:cs/>
@@ -744,6 +724,14 @@
       </w:r>
     </w:p>
     <w:p>
+      <w:pPr>
+        <w:sectPr>
+          <w:pgSz w:w="11906" w:h="16838"/>
+          <w:pgMar w:top="1440" w:right="1440" w:bottom="1440" w:left="1440" w:header="708" w:footer="708" w:gutter="0"/>
+          <w:pgNumType w:start="1"/>
+          <w:cols w:space="720"/>
+        </w:sectPr>
+      </w:pPr>
       <w:r>
         <w:rPr>
           <w:noProof/>
@@ -970,756 +958,8 @@
           <w:sz w:val="28"/>
           <w:szCs w:val="28"/>
         </w:rPr>
-        <w:t>I have not used any AI tools or technologies in the preparation of this assessment</w:t>
+        <w:t>I have not used any AI tools or technologies in the preparation of th</w:t>
       </w:r>
-      <w:r>
-        <w:rPr>
-          <w:sz w:val="28"/>
-          <w:szCs w:val="28"/>
-        </w:rPr>
-        <w:t>.</w:t>
-      </w:r>
-    </w:p>
-    <w:p/>
-    <w:p/>
-    <w:p/>
-    <w:p/>
-    <w:p>
-      <w:pPr>
-        <w:sectPr>
-          <w:pgSz w:w="11906" w:h="16838"/>
-          <w:pgMar w:top="1440" w:right="1440" w:bottom="1440" w:left="1440" w:header="708" w:footer="708" w:gutter="0"/>
-          <w:pgNumType w:start="1"/>
-          <w:cols w:space="720"/>
-        </w:sectPr>
-      </w:pPr>
-    </w:p>
-    <w:p>
-      <w:pPr>
-        <w:rPr>
-          <w:rFonts w:ascii="Aptos" w:eastAsia="Aptos" w:hAnsi="Aptos" w:cs="Aptos"/>
-          <w:b/>
-          <w:color w:val="FF0000"/>
-          <w:sz w:val="30"/>
-          <w:szCs w:val="30"/>
-          <w:u w:val="single"/>
-        </w:rPr>
-      </w:pPr>
-      <w:r>
-        <w:rPr>
-          <w:rFonts w:ascii="Aptos" w:eastAsia="Aptos" w:hAnsi="Aptos" w:cs="Aptos"/>
-          <w:b/>
-          <w:color w:val="FF0000"/>
-          <w:sz w:val="30"/>
-          <w:szCs w:val="30"/>
-          <w:u w:val="single"/>
-        </w:rPr>
-        <w:lastRenderedPageBreak/>
-        <w:t>Please read all the instructions on this document carefully!!!</w:t>
-      </w:r>
-    </w:p>
-    <w:p>
-      <w:pPr>
-        <w:rPr>
-          <w:rFonts w:ascii="Aptos" w:eastAsia="Aptos" w:hAnsi="Aptos" w:cs="Aptos"/>
-          <w:color w:val="FF0000"/>
-          <w:sz w:val="24"/>
-          <w:szCs w:val="24"/>
-        </w:rPr>
-      </w:pPr>
-    </w:p>
-    <w:p>
-      <w:pPr>
-        <w:rPr>
-          <w:rFonts w:ascii="Aptos" w:eastAsia="Aptos" w:hAnsi="Aptos" w:cs="Aptos"/>
-          <w:b/>
-          <w:color w:val="FF0000"/>
-          <w:sz w:val="24"/>
-          <w:szCs w:val="24"/>
-        </w:rPr>
-      </w:pPr>
-      <w:r>
-        <w:rPr>
-          <w:rFonts w:ascii="Aptos" w:eastAsia="Aptos" w:hAnsi="Aptos" w:cs="Aptos"/>
-          <w:b/>
-          <w:color w:val="FF0000"/>
-          <w:sz w:val="24"/>
-          <w:szCs w:val="24"/>
-        </w:rPr>
-        <w:t>Filling out the cover sheet</w:t>
-      </w:r>
-    </w:p>
-    <w:p>
-      <w:pPr>
-        <w:rPr>
-          <w:rFonts w:ascii="Aptos" w:eastAsia="Aptos" w:hAnsi="Aptos" w:cs="Aptos"/>
-          <w:b/>
-          <w:color w:val="FF0000"/>
-          <w:sz w:val="24"/>
-          <w:szCs w:val="24"/>
-        </w:rPr>
-      </w:pPr>
-    </w:p>
-    <w:p>
-      <w:pPr>
-        <w:rPr>
-          <w:rFonts w:ascii="Aptos" w:eastAsia="Aptos" w:hAnsi="Aptos" w:cs="Aptos"/>
-          <w:color w:val="FF0000"/>
-          <w:sz w:val="24"/>
-          <w:szCs w:val="24"/>
-        </w:rPr>
-      </w:pPr>
-      <w:r>
-        <w:rPr>
-          <w:rFonts w:ascii="Aptos" w:eastAsia="Aptos" w:hAnsi="Aptos" w:cs="Aptos"/>
-          <w:color w:val="FF0000"/>
-          <w:sz w:val="24"/>
-          <w:szCs w:val="24"/>
-        </w:rPr>
-        <w:t>Fill out the top section of the cover page with all the required information.</w:t>
-      </w:r>
-    </w:p>
-    <w:p>
-      <w:pPr>
-        <w:rPr>
-          <w:rFonts w:ascii="Aptos" w:eastAsia="Aptos" w:hAnsi="Aptos" w:cs="Aptos"/>
-          <w:color w:val="FF0000"/>
-          <w:sz w:val="24"/>
-          <w:szCs w:val="24"/>
-        </w:rPr>
-      </w:pPr>
-    </w:p>
-    <w:p>
-      <w:pPr>
-        <w:rPr>
-          <w:rFonts w:ascii="Aptos" w:eastAsia="Aptos" w:hAnsi="Aptos" w:cs="Aptos"/>
-          <w:color w:val="FF0000"/>
-          <w:sz w:val="24"/>
-          <w:szCs w:val="24"/>
-        </w:rPr>
-      </w:pPr>
-      <w:r>
-        <w:rPr>
-          <w:rFonts w:ascii="Aptos" w:eastAsia="Aptos" w:hAnsi="Aptos" w:cs="Aptos"/>
-          <w:color w:val="FF0000"/>
-          <w:sz w:val="24"/>
-          <w:szCs w:val="24"/>
-        </w:rPr>
-        <w:t>In the "Use of AI" section, choose the statement that accurately reflects your work:</w:t>
-      </w:r>
-    </w:p>
-    <w:p>
-      <w:pPr>
-        <w:rPr>
-          <w:rFonts w:ascii="Aptos" w:eastAsia="Aptos" w:hAnsi="Aptos" w:cs="Aptos"/>
-          <w:b/>
-          <w:color w:val="FF0000"/>
-          <w:sz w:val="24"/>
-          <w:szCs w:val="24"/>
-        </w:rPr>
-      </w:pPr>
-    </w:p>
-    <w:p>
-      <w:pPr>
-        <w:rPr>
-          <w:rFonts w:ascii="Aptos" w:eastAsia="Aptos" w:hAnsi="Aptos" w:cs="Aptos"/>
-          <w:color w:val="FF0000"/>
-          <w:sz w:val="24"/>
-          <w:szCs w:val="24"/>
-        </w:rPr>
-      </w:pPr>
-      <w:r>
-        <w:rPr>
-          <w:rFonts w:ascii="Aptos" w:eastAsia="Aptos" w:hAnsi="Aptos" w:cs="Aptos"/>
-          <w:b/>
-          <w:color w:val="FF0000"/>
-          <w:sz w:val="24"/>
-          <w:szCs w:val="24"/>
-        </w:rPr>
-        <w:t>If you utilized AI</w:t>
-      </w:r>
-      <w:r>
-        <w:rPr>
-          <w:rFonts w:ascii="Aptos" w:eastAsia="Aptos" w:hAnsi="Aptos" w:cs="Aptos"/>
-          <w:color w:val="FF0000"/>
-          <w:sz w:val="24"/>
-          <w:szCs w:val="24"/>
-        </w:rPr>
-        <w:t>: select the first statement. Provide details about the AI tool used and its application. Delete the second statement.</w:t>
-      </w:r>
-    </w:p>
-    <w:p>
-      <w:pPr>
-        <w:rPr>
-          <w:rFonts w:ascii="Aptos" w:eastAsia="Aptos" w:hAnsi="Aptos" w:cs="Aptos"/>
-          <w:color w:val="FF0000"/>
-          <w:sz w:val="24"/>
-          <w:szCs w:val="24"/>
-        </w:rPr>
-      </w:pPr>
-      <w:r>
-        <w:rPr>
-          <w:rFonts w:ascii="Aptos" w:eastAsia="Aptos" w:hAnsi="Aptos" w:cs="Aptos"/>
-          <w:color w:val="FF0000"/>
-          <w:sz w:val="24"/>
-          <w:szCs w:val="24"/>
-        </w:rPr>
-        <w:t>Example: "I acknowledge the use of Grammarly for improving spelling and grammar."</w:t>
-      </w:r>
-    </w:p>
-    <w:p>
-      <w:pPr>
-        <w:rPr>
-          <w:rFonts w:ascii="Aptos" w:eastAsia="Aptos" w:hAnsi="Aptos" w:cs="Aptos"/>
-          <w:color w:val="FF0000"/>
-          <w:sz w:val="24"/>
-          <w:szCs w:val="24"/>
-        </w:rPr>
-      </w:pPr>
-      <w:r>
-        <w:rPr>
-          <w:rFonts w:ascii="Aptos" w:eastAsia="Aptos" w:hAnsi="Aptos" w:cs="Aptos"/>
-          <w:color w:val="FF0000"/>
-          <w:sz w:val="24"/>
-          <w:szCs w:val="24"/>
-        </w:rPr>
-        <w:t>OR: "I acknowledge the use of ChatGPT for structuring the assignment."</w:t>
-      </w:r>
-    </w:p>
-    <w:p>
-      <w:pPr>
-        <w:rPr>
-          <w:rFonts w:ascii="Aptos" w:eastAsia="Aptos" w:hAnsi="Aptos" w:cs="Aptos"/>
-          <w:color w:val="FF0000"/>
-          <w:sz w:val="24"/>
-          <w:szCs w:val="24"/>
-        </w:rPr>
-      </w:pPr>
-      <w:r>
-        <w:rPr>
-          <w:rFonts w:ascii="Aptos" w:eastAsia="Aptos" w:hAnsi="Aptos" w:cs="Aptos"/>
-          <w:color w:val="FF0000"/>
-          <w:sz w:val="24"/>
-          <w:szCs w:val="24"/>
-        </w:rPr>
-        <w:t>Additionally, if you have used AI-generated content to inform a particular section of an assignment, you should cite its use as though you are referencing any other resource such as a journal article or book. You should then provide an appendix that shows the prompt you used, and text generated by the AI tool as evidence.</w:t>
-      </w:r>
-    </w:p>
-    <w:p>
-      <w:pPr>
-        <w:rPr>
-          <w:rFonts w:ascii="Aptos" w:eastAsia="Aptos" w:hAnsi="Aptos" w:cs="Aptos"/>
-          <w:color w:val="FF0000"/>
-          <w:sz w:val="24"/>
-          <w:szCs w:val="24"/>
-        </w:rPr>
-      </w:pPr>
-      <w:r>
-        <w:rPr>
-          <w:rFonts w:ascii="Aptos" w:eastAsia="Aptos" w:hAnsi="Aptos" w:cs="Aptos"/>
-          <w:color w:val="FF0000"/>
-          <w:sz w:val="24"/>
-          <w:szCs w:val="24"/>
-        </w:rPr>
-        <w:t>Information on how to reference AI tools is available in the Harvard Referencing Handbook, which can be downloaded at:</w:t>
-      </w:r>
-      <w:r>
-        <w:t xml:space="preserve"> </w:t>
-      </w:r>
-      <w:r>
-        <w:rPr>
-          <w:rFonts w:ascii="Aptos" w:eastAsia="Aptos" w:hAnsi="Aptos" w:cs="Aptos"/>
-          <w:color w:val="FF0000"/>
-          <w:sz w:val="24"/>
-          <w:szCs w:val="24"/>
-        </w:rPr>
-        <w:t>https://library.cct.ie/referencing/harvard</w:t>
-      </w:r>
-    </w:p>
-    <w:p>
-      <w:pPr>
-        <w:rPr>
-          <w:rFonts w:ascii="Aptos" w:eastAsia="Aptos" w:hAnsi="Aptos" w:cs="Aptos"/>
-          <w:b/>
-          <w:color w:val="FF0000"/>
-          <w:sz w:val="24"/>
-          <w:szCs w:val="24"/>
-        </w:rPr>
-      </w:pPr>
-    </w:p>
-    <w:p>
-      <w:pPr>
-        <w:rPr>
-          <w:rFonts w:ascii="Aptos" w:eastAsia="Aptos" w:hAnsi="Aptos" w:cs="Aptos"/>
-          <w:color w:val="FF0000"/>
-          <w:sz w:val="24"/>
-          <w:szCs w:val="24"/>
-        </w:rPr>
-      </w:pPr>
-      <w:r>
-        <w:rPr>
-          <w:rFonts w:ascii="Aptos" w:eastAsia="Aptos" w:hAnsi="Aptos" w:cs="Aptos"/>
-          <w:b/>
-          <w:color w:val="FF0000"/>
-          <w:sz w:val="24"/>
-          <w:szCs w:val="24"/>
-        </w:rPr>
-        <w:t>If you did not use AI tools</w:t>
-      </w:r>
-      <w:r>
-        <w:rPr>
-          <w:rFonts w:ascii="Aptos" w:eastAsia="Aptos" w:hAnsi="Aptos" w:cs="Aptos"/>
-          <w:color w:val="FF0000"/>
-          <w:sz w:val="24"/>
-          <w:szCs w:val="24"/>
-        </w:rPr>
-        <w:t>: delete the first statement and keep the second one.</w:t>
-      </w:r>
-    </w:p>
-    <w:p>
-      <w:pPr>
-        <w:rPr>
-          <w:rFonts w:ascii="Aptos" w:eastAsia="Aptos" w:hAnsi="Aptos" w:cs="Aptos"/>
-          <w:color w:val="FF0000"/>
-          <w:sz w:val="24"/>
-          <w:szCs w:val="24"/>
-        </w:rPr>
-      </w:pPr>
-    </w:p>
-    <w:p>
-      <w:pPr>
-        <w:spacing w:line="240" w:lineRule="auto"/>
-        <w:rPr>
-          <w:rFonts w:ascii="Times New Roman" w:eastAsia="Times New Roman" w:hAnsi="Times New Roman" w:cs="Times New Roman"/>
-          <w:color w:val="FF0000"/>
-          <w:sz w:val="24"/>
-          <w:szCs w:val="24"/>
-        </w:rPr>
-      </w:pPr>
-      <w:r>
-        <w:rPr>
-          <w:rFonts w:ascii="Aptos" w:eastAsia="Times New Roman" w:hAnsi="Aptos" w:cs="Times New Roman"/>
-          <w:b/>
-          <w:bCs/>
-          <w:color w:val="FF0000"/>
-          <w:sz w:val="30"/>
-          <w:szCs w:val="30"/>
-          <w:u w:val="single"/>
-        </w:rPr>
-        <w:t>Please read all the instructions on this document carefully!!!</w:t>
-      </w:r>
-    </w:p>
-    <w:p>
-      <w:pPr>
-        <w:spacing w:after="0" w:line="240" w:lineRule="auto"/>
-        <w:rPr>
-          <w:rFonts w:ascii="Times New Roman" w:eastAsia="Times New Roman" w:hAnsi="Times New Roman" w:cs="Times New Roman"/>
-          <w:color w:val="FF0000"/>
-          <w:sz w:val="24"/>
-          <w:szCs w:val="24"/>
-        </w:rPr>
-      </w:pPr>
-    </w:p>
-    <w:p>
-      <w:pPr>
-        <w:pStyle w:val="ListParagraph"/>
-        <w:numPr>
-          <w:ilvl w:val="0"/>
-          <w:numId w:val="2"/>
-        </w:numPr>
-        <w:spacing w:line="240" w:lineRule="auto"/>
-        <w:rPr>
-          <w:rFonts w:ascii="Times New Roman" w:eastAsia="Times New Roman" w:hAnsi="Times New Roman" w:cs="Times New Roman"/>
-          <w:color w:val="FF0000"/>
-          <w:sz w:val="24"/>
-          <w:szCs w:val="24"/>
-        </w:rPr>
-      </w:pPr>
-      <w:r>
-        <w:rPr>
-          <w:rFonts w:ascii="Aptos" w:eastAsia="Times New Roman" w:hAnsi="Aptos" w:cs="Times New Roman"/>
-          <w:b/>
-          <w:bCs/>
-          <w:color w:val="FF0000"/>
-          <w:sz w:val="24"/>
-          <w:szCs w:val="24"/>
-        </w:rPr>
-        <w:t>Filling out the cover sheet</w:t>
-      </w:r>
-    </w:p>
-    <w:p>
-      <w:pPr>
-        <w:spacing w:line="240" w:lineRule="auto"/>
-        <w:ind w:left="720"/>
-        <w:rPr>
-          <w:rFonts w:ascii="Times New Roman" w:eastAsia="Times New Roman" w:hAnsi="Times New Roman" w:cs="Times New Roman"/>
-          <w:color w:val="FF0000"/>
-          <w:sz w:val="24"/>
-          <w:szCs w:val="24"/>
-        </w:rPr>
-      </w:pPr>
-      <w:r>
-        <w:rPr>
-          <w:rFonts w:ascii="Aptos" w:eastAsia="Times New Roman" w:hAnsi="Aptos" w:cs="Times New Roman"/>
-          <w:color w:val="FF0000"/>
-          <w:sz w:val="24"/>
-          <w:szCs w:val="24"/>
-        </w:rPr>
-        <w:t>Fill out the top section of the cover page with all the required information.</w:t>
-      </w:r>
-    </w:p>
-    <w:p>
-      <w:pPr>
-        <w:spacing w:after="0" w:line="240" w:lineRule="auto"/>
-        <w:ind w:left="720"/>
-        <w:rPr>
-          <w:rFonts w:ascii="Times New Roman" w:eastAsia="Times New Roman" w:hAnsi="Times New Roman" w:cs="Times New Roman"/>
-          <w:color w:val="FF0000"/>
-          <w:sz w:val="24"/>
-          <w:szCs w:val="24"/>
-        </w:rPr>
-      </w:pPr>
-    </w:p>
-    <w:p>
-      <w:pPr>
-        <w:spacing w:line="240" w:lineRule="auto"/>
-        <w:ind w:left="720"/>
-        <w:rPr>
-          <w:rFonts w:ascii="Times New Roman" w:eastAsia="Times New Roman" w:hAnsi="Times New Roman" w:cs="Times New Roman"/>
-          <w:color w:val="FF0000"/>
-          <w:sz w:val="24"/>
-          <w:szCs w:val="24"/>
-        </w:rPr>
-      </w:pPr>
-      <w:r>
-        <w:rPr>
-          <w:rFonts w:ascii="Aptos" w:eastAsia="Times New Roman" w:hAnsi="Aptos" w:cs="Times New Roman"/>
-          <w:color w:val="FF0000"/>
-          <w:sz w:val="24"/>
-          <w:szCs w:val="24"/>
-        </w:rPr>
-        <w:t>In the "Use of AI" section, choose the statement that accurately reflects your work:</w:t>
-      </w:r>
-    </w:p>
-    <w:p>
-      <w:pPr>
-        <w:spacing w:after="0" w:line="240" w:lineRule="auto"/>
-        <w:ind w:left="720"/>
-        <w:rPr>
-          <w:rFonts w:ascii="Times New Roman" w:eastAsia="Times New Roman" w:hAnsi="Times New Roman" w:cs="Times New Roman"/>
-          <w:color w:val="FF0000"/>
-          <w:sz w:val="24"/>
-          <w:szCs w:val="24"/>
-        </w:rPr>
-      </w:pPr>
-    </w:p>
-    <w:p>
-      <w:pPr>
-        <w:spacing w:line="240" w:lineRule="auto"/>
-        <w:ind w:left="720"/>
-        <w:rPr>
-          <w:rFonts w:ascii="Times New Roman" w:eastAsia="Times New Roman" w:hAnsi="Times New Roman" w:cs="Times New Roman"/>
-          <w:color w:val="FF0000"/>
-          <w:sz w:val="24"/>
-          <w:szCs w:val="24"/>
-        </w:rPr>
-      </w:pPr>
-      <w:r>
-        <w:rPr>
-          <w:rFonts w:ascii="Aptos" w:eastAsia="Times New Roman" w:hAnsi="Aptos" w:cs="Times New Roman"/>
-          <w:b/>
-          <w:bCs/>
-          <w:color w:val="FF0000"/>
-          <w:sz w:val="24"/>
-          <w:szCs w:val="24"/>
-        </w:rPr>
-        <w:t>If you utilized AI</w:t>
-      </w:r>
-      <w:r>
-        <w:rPr>
-          <w:rFonts w:ascii="Aptos" w:eastAsia="Times New Roman" w:hAnsi="Aptos" w:cs="Times New Roman"/>
-          <w:color w:val="FF0000"/>
-          <w:sz w:val="24"/>
-          <w:szCs w:val="24"/>
-        </w:rPr>
-        <w:t>: select the first statement. Provide details about the AI tool used and its application. Delete the second statement.</w:t>
-      </w:r>
-    </w:p>
-    <w:p>
-      <w:pPr>
-        <w:spacing w:line="240" w:lineRule="auto"/>
-        <w:ind w:left="720"/>
-        <w:rPr>
-          <w:rFonts w:ascii="Times New Roman" w:eastAsia="Times New Roman" w:hAnsi="Times New Roman" w:cs="Times New Roman"/>
-          <w:color w:val="FF0000"/>
-          <w:sz w:val="24"/>
-          <w:szCs w:val="24"/>
-        </w:rPr>
-      </w:pPr>
-      <w:r>
-        <w:rPr>
-          <w:rFonts w:ascii="Aptos" w:eastAsia="Times New Roman" w:hAnsi="Aptos" w:cs="Times New Roman"/>
-          <w:color w:val="FF0000"/>
-          <w:sz w:val="24"/>
-          <w:szCs w:val="24"/>
-        </w:rPr>
-        <w:t>Example: "I acknowledge the use of Grammarly for improving spelling and grammar."</w:t>
-      </w:r>
-    </w:p>
-    <w:p>
-      <w:pPr>
-        <w:spacing w:line="240" w:lineRule="auto"/>
-        <w:ind w:left="720"/>
-        <w:rPr>
-          <w:rFonts w:ascii="Times New Roman" w:eastAsia="Times New Roman" w:hAnsi="Times New Roman" w:cs="Times New Roman"/>
-          <w:color w:val="FF0000"/>
-          <w:sz w:val="24"/>
-          <w:szCs w:val="24"/>
-        </w:rPr>
-      </w:pPr>
-      <w:r>
-        <w:rPr>
-          <w:rFonts w:ascii="Aptos" w:eastAsia="Times New Roman" w:hAnsi="Aptos" w:cs="Times New Roman"/>
-          <w:color w:val="FF0000"/>
-          <w:sz w:val="24"/>
-          <w:szCs w:val="24"/>
-        </w:rPr>
-        <w:lastRenderedPageBreak/>
-        <w:t>OR: "I acknowledge the use of ChatGPT for structuring the assignment."</w:t>
-      </w:r>
-    </w:p>
-    <w:p>
-      <w:pPr>
-        <w:spacing w:line="240" w:lineRule="auto"/>
-        <w:ind w:left="720"/>
-        <w:rPr>
-          <w:rFonts w:ascii="Times New Roman" w:eastAsia="Times New Roman" w:hAnsi="Times New Roman" w:cs="Times New Roman"/>
-          <w:color w:val="FF0000"/>
-          <w:sz w:val="24"/>
-          <w:szCs w:val="24"/>
-        </w:rPr>
-      </w:pPr>
-      <w:r>
-        <w:rPr>
-          <w:rFonts w:ascii="Aptos" w:eastAsia="Times New Roman" w:hAnsi="Aptos" w:cs="Times New Roman"/>
-          <w:color w:val="FF0000"/>
-          <w:sz w:val="24"/>
-          <w:szCs w:val="24"/>
-        </w:rPr>
-        <w:t>Additionally, if you have used AI-generated content to inform a particular section of an assignment, you should cite its use as though you are referencing any other resource such as a journal article or book. You should then provide an appendix that shows the prompt you used, and text generated by the AI tool as evidence.</w:t>
-      </w:r>
-    </w:p>
-    <w:p>
-      <w:pPr>
-        <w:spacing w:line="240" w:lineRule="auto"/>
-        <w:ind w:left="720"/>
-        <w:rPr>
-          <w:rFonts w:ascii="Times New Roman" w:eastAsia="Times New Roman" w:hAnsi="Times New Roman" w:cs="Times New Roman"/>
-          <w:color w:val="FF0000"/>
-          <w:sz w:val="24"/>
-          <w:szCs w:val="24"/>
-        </w:rPr>
-      </w:pPr>
-      <w:r>
-        <w:rPr>
-          <w:rFonts w:ascii="Aptos" w:eastAsia="Times New Roman" w:hAnsi="Aptos" w:cs="Times New Roman"/>
-          <w:color w:val="FF0000"/>
-          <w:sz w:val="24"/>
-          <w:szCs w:val="24"/>
-        </w:rPr>
-        <w:t>Information on how to reference AI tools is available in the Harvard Referencing Handbook, which can be downloaded at:</w:t>
-      </w:r>
-      <w:r>
-        <w:rPr>
-          <w:rFonts w:eastAsia="Times New Roman"/>
-          <w:color w:val="FF0000"/>
-        </w:rPr>
-        <w:t xml:space="preserve"> </w:t>
-      </w:r>
-      <w:r>
-        <w:rPr>
-          <w:rFonts w:ascii="Aptos" w:eastAsia="Times New Roman" w:hAnsi="Aptos" w:cs="Times New Roman"/>
-          <w:color w:val="FF0000"/>
-          <w:sz w:val="24"/>
-          <w:szCs w:val="24"/>
-        </w:rPr>
-        <w:t>https://library.cct.ie/referencing/harvard</w:t>
-      </w:r>
-    </w:p>
-    <w:p>
-      <w:pPr>
-        <w:spacing w:after="0" w:line="240" w:lineRule="auto"/>
-        <w:ind w:left="720"/>
-        <w:rPr>
-          <w:rFonts w:ascii="Times New Roman" w:eastAsia="Times New Roman" w:hAnsi="Times New Roman" w:cs="Times New Roman"/>
-          <w:color w:val="FF0000"/>
-          <w:sz w:val="24"/>
-          <w:szCs w:val="24"/>
-        </w:rPr>
-      </w:pPr>
-    </w:p>
-    <w:p>
-      <w:pPr>
-        <w:spacing w:line="240" w:lineRule="auto"/>
-        <w:ind w:left="720"/>
-        <w:rPr>
-          <w:rFonts w:ascii="Aptos" w:eastAsia="Times New Roman" w:hAnsi="Aptos" w:cs="Times New Roman"/>
-          <w:color w:val="FF0000"/>
-          <w:sz w:val="24"/>
-          <w:szCs w:val="24"/>
-        </w:rPr>
-      </w:pPr>
-      <w:r>
-        <w:rPr>
-          <w:rFonts w:ascii="Aptos" w:eastAsia="Times New Roman" w:hAnsi="Aptos" w:cs="Times New Roman"/>
-          <w:b/>
-          <w:bCs/>
-          <w:color w:val="FF0000"/>
-          <w:sz w:val="24"/>
-          <w:szCs w:val="24"/>
-        </w:rPr>
-        <w:t>If you did not use AI tools</w:t>
-      </w:r>
-      <w:r>
-        <w:rPr>
-          <w:rFonts w:ascii="Aptos" w:eastAsia="Times New Roman" w:hAnsi="Aptos" w:cs="Times New Roman"/>
-          <w:color w:val="FF0000"/>
-          <w:sz w:val="24"/>
-          <w:szCs w:val="24"/>
-        </w:rPr>
-        <w:t>: delete the first statement and keep the second one.</w:t>
-      </w:r>
-    </w:p>
-    <w:p>
-      <w:pPr>
-        <w:spacing w:line="240" w:lineRule="auto"/>
-        <w:rPr>
-          <w:rFonts w:ascii="Aptos" w:eastAsia="Times New Roman" w:hAnsi="Aptos" w:cs="Times New Roman"/>
-          <w:color w:val="FF0000"/>
-          <w:sz w:val="24"/>
-          <w:szCs w:val="24"/>
-        </w:rPr>
-      </w:pPr>
-    </w:p>
-    <w:p>
-      <w:pPr>
-        <w:rPr>
-          <w:color w:val="FF0000"/>
-          <w:sz w:val="32"/>
-          <w:szCs w:val="32"/>
-        </w:rPr>
-      </w:pPr>
-    </w:p>
-    <w:p>
-      <w:pPr>
-        <w:rPr>
-          <w:color w:val="FF0000"/>
-          <w:sz w:val="32"/>
-          <w:szCs w:val="32"/>
-        </w:rPr>
-      </w:pPr>
-    </w:p>
-    <w:p>
-      <w:pPr>
-        <w:rPr>
-          <w:color w:val="FF0000"/>
-          <w:sz w:val="32"/>
-          <w:szCs w:val="32"/>
-        </w:rPr>
-      </w:pPr>
-    </w:p>
-    <w:p>
-      <w:pPr>
-        <w:rPr>
-          <w:rFonts w:ascii="Aptos" w:eastAsia="Aptos" w:hAnsi="Aptos" w:cs="Aptos"/>
-          <w:b/>
-          <w:color w:val="FF0000"/>
-          <w:sz w:val="24"/>
-          <w:szCs w:val="24"/>
-          <w:u w:val="single"/>
-        </w:rPr>
-      </w:pPr>
-    </w:p>
-    <w:p>
-      <w:pPr>
-        <w:rPr>
-          <w:rFonts w:ascii="Aptos" w:eastAsia="Aptos" w:hAnsi="Aptos" w:cs="Aptos"/>
-          <w:b/>
-          <w:color w:val="FF0000"/>
-          <w:sz w:val="24"/>
-          <w:szCs w:val="24"/>
-          <w:u w:val="single"/>
-        </w:rPr>
-      </w:pPr>
-    </w:p>
-    <w:p>
-      <w:pPr>
-        <w:rPr>
-          <w:rFonts w:ascii="Aptos" w:eastAsia="Aptos" w:hAnsi="Aptos" w:cs="Aptos"/>
-          <w:b/>
-          <w:color w:val="FF0000"/>
-          <w:sz w:val="24"/>
-          <w:szCs w:val="24"/>
-          <w:u w:val="single"/>
-        </w:rPr>
-      </w:pPr>
-    </w:p>
-    <w:p>
-      <w:pPr>
-        <w:rPr>
-          <w:rFonts w:ascii="Aptos" w:eastAsia="Aptos" w:hAnsi="Aptos" w:cs="Aptos"/>
-          <w:b/>
-          <w:color w:val="FF0000"/>
-          <w:sz w:val="24"/>
-          <w:szCs w:val="24"/>
-          <w:u w:val="single"/>
-        </w:rPr>
-      </w:pPr>
-    </w:p>
-    <w:p>
-      <w:pPr>
-        <w:rPr>
-          <w:color w:val="FF0000"/>
-          <w:sz w:val="32"/>
-          <w:szCs w:val="32"/>
-        </w:rPr>
-      </w:pPr>
-    </w:p>
-    <w:p>
-      <w:pPr>
-        <w:rPr>
-          <w:color w:val="FF0000"/>
-          <w:sz w:val="32"/>
-          <w:szCs w:val="32"/>
-        </w:rPr>
-      </w:pPr>
-    </w:p>
-    <w:p>
-      <w:pPr>
-        <w:rPr>
-          <w:color w:val="FF0000"/>
-          <w:sz w:val="32"/>
-          <w:szCs w:val="32"/>
-        </w:rPr>
-      </w:pPr>
-    </w:p>
-    <w:p>
-      <w:pPr>
-        <w:rPr>
-          <w:color w:val="FF0000"/>
-          <w:sz w:val="32"/>
-          <w:szCs w:val="32"/>
-        </w:rPr>
-      </w:pPr>
-    </w:p>
-    <w:p>
-      <w:pPr>
-        <w:rPr>
-          <w:color w:val="FF0000"/>
-          <w:sz w:val="32"/>
-          <w:szCs w:val="32"/>
-        </w:rPr>
-      </w:pPr>
     </w:p>
     <w:p>
       <w:pPr>
@@ -4752,29 +3992,10 @@
 </file>
 
 <file path=customXml/item1.xml><?xml version="1.0" encoding="utf-8"?>
-<?mso-contentType ?>
-<FormTemplates xmlns="http://schemas.microsoft.com/sharepoint/v3/contenttype/forms">
-  <Display>DocumentLibraryForm</Display>
-  <Edit>DocumentLibraryForm</Edit>
-  <New>DocumentLibraryForm</New>
-</FormTemplates>
+<b:Sources xmlns:b="http://schemas.openxmlformats.org/officeDocument/2006/bibliography" xmlns="http://schemas.openxmlformats.org/officeDocument/2006/bibliography" SelectedStyle="\APASixthEditionOfficeOnline.xsl" StyleName="APA" Version="6"/>
 </file>
 
 <file path=customXml/item2.xml><?xml version="1.0" encoding="utf-8"?>
-<p:properties xmlns:p="http://schemas.microsoft.com/office/2006/metadata/properties" xmlns:xsi="http://www.w3.org/2001/XMLSchema-instance" xmlns:pc="http://schemas.microsoft.com/office/infopath/2007/PartnerControls">
-  <documentManagement>
-    <_activity xmlns="b16a9495-4dfd-42d3-807b-98cb11f03b43" xsi:nil="true"/>
-  </documentManagement>
-</p:properties>
-</file>
-
-<file path=customXml/item3.xml><?xml version="1.0" encoding="utf-8"?>
-<go:gDocsCustomXmlDataStorage xmlns:go="http://customooxmlschemas.google.com/" xmlns:r="http://schemas.openxmlformats.org/officeDocument/2006/relationships" uri="GoogleDocsCustomDataVersion2">
-  <go:docsCustomData xmlns:go="http://customooxmlschemas.google.com/" roundtripDataSignature="AMtx7miehlgh2pzFvkmpnhkVaeODs3Wnuw==">CgMxLjAyCGguZ2pkZ3hzMgloLjMwajB6bGwyCWguMWZvYjl0ZTIJaC4zem55c2g3MgloLjJldDkycDAyDmgua2ZranMzcndsMmMxOAByITF6bEVRVXYyWkdtTjZWemdfYk5uaGpmb0x1c2hhYUo3dw==</go:docsCustomData>
-</go:gDocsCustomXmlDataStorage>
-</file>
-
-<file path=customXml/item4.xml><?xml version="1.0" encoding="utf-8"?>
 <ct:contentTypeSchema xmlns:ct="http://schemas.microsoft.com/office/2006/metadata/contentType" xmlns:ma="http://schemas.microsoft.com/office/2006/metadata/properties/metaAttributes" ct:_="" ma:_="" ma:contentTypeName="Document" ma:contentTypeID="0x01010091CA7052A48FB44E8BAE44044031FC77" ma:contentTypeVersion="5" ma:contentTypeDescription="Create a new document." ma:contentTypeScope="" ma:versionID="72110da391d7bf7bbbd9879cda66318c">
   <xsd:schema xmlns:xsd="http://www.w3.org/2001/XMLSchema" xmlns:xs="http://www.w3.org/2001/XMLSchema" xmlns:p="http://schemas.microsoft.com/office/2006/metadata/properties" xmlns:ns3="b16a9495-4dfd-42d3-807b-98cb11f03b43" targetNamespace="http://schemas.microsoft.com/office/2006/metadata/properties" ma:root="true" ma:fieldsID="65d4c4ab10123b5e2192ffab3149626d" ns3:_="">
     <xsd:import namespace="b16a9495-4dfd-42d3-807b-98cb11f03b43"/>
@@ -4924,38 +4145,38 @@
 </ct:contentTypeSchema>
 </file>
 
+<file path=customXml/item3.xml><?xml version="1.0" encoding="utf-8"?>
+<go:gDocsCustomXmlDataStorage xmlns:go="http://customooxmlschemas.google.com/" xmlns:r="http://schemas.openxmlformats.org/officeDocument/2006/relationships" uri="GoogleDocsCustomDataVersion2">
+  <go:docsCustomData xmlns:go="http://customooxmlschemas.google.com/" roundtripDataSignature="AMtx7miehlgh2pzFvkmpnhkVaeODs3Wnuw==">CgMxLjAyCGguZ2pkZ3hzMgloLjMwajB6bGwyCWguMWZvYjl0ZTIJaC4zem55c2g3MgloLjJldDkycDAyDmgua2ZranMzcndsMmMxOAByITF6bEVRVXYyWkdtTjZWemdfYk5uaGpmb0x1c2hhYUo3dw==</go:docsCustomData>
+</go:gDocsCustomXmlDataStorage>
+</file>
+
+<file path=customXml/item4.xml><?xml version="1.0" encoding="utf-8"?>
+<p:properties xmlns:p="http://schemas.microsoft.com/office/2006/metadata/properties" xmlns:xsi="http://www.w3.org/2001/XMLSchema-instance" xmlns:pc="http://schemas.microsoft.com/office/infopath/2007/PartnerControls">
+  <documentManagement>
+    <_activity xmlns="b16a9495-4dfd-42d3-807b-98cb11f03b43" xsi:nil="true"/>
+  </documentManagement>
+</p:properties>
+</file>
+
 <file path=customXml/item5.xml><?xml version="1.0" encoding="utf-8"?>
-<b:Sources xmlns:b="http://schemas.openxmlformats.org/officeDocument/2006/bibliography" xmlns="http://schemas.openxmlformats.org/officeDocument/2006/bibliography" SelectedStyle="\APASixthEditionOfficeOnline.xsl" StyleName="APA" Version="6"/>
+<?mso-contentType ?>
+<FormTemplates xmlns="http://schemas.microsoft.com/sharepoint/v3/contenttype/forms">
+  <Display>DocumentLibraryForm</Display>
+  <Edit>DocumentLibraryForm</Edit>
+  <New>DocumentLibraryForm</New>
+</FormTemplates>
 </file>
 
 <file path=customXml/itemProps1.xml><?xml version="1.0" encoding="utf-8"?>
-<ds:datastoreItem xmlns:ds="http://schemas.openxmlformats.org/officeDocument/2006/customXml" ds:itemID="{AD64260C-1345-4C21-A804-B9FBE7B91489}">
+<ds:datastoreItem xmlns:ds="http://schemas.openxmlformats.org/officeDocument/2006/customXml" ds:itemID="{A5C61161-19E4-4D42-A5DA-EC591AFE0A7D}">
   <ds:schemaRefs>
-    <ds:schemaRef ds:uri="http://schemas.microsoft.com/sharepoint/v3/contenttype/forms"/>
+    <ds:schemaRef ds:uri="http://schemas.openxmlformats.org/officeDocument/2006/bibliography"/>
   </ds:schemaRefs>
 </ds:datastoreItem>
 </file>
 
 <file path=customXml/itemProps2.xml><?xml version="1.0" encoding="utf-8"?>
-<ds:datastoreItem xmlns:ds="http://schemas.openxmlformats.org/officeDocument/2006/customXml" ds:itemID="{D51EB97A-8C7A-4EE1-A3AD-E57FDBFA6BEE}">
-  <ds:schemaRefs>
-    <ds:schemaRef ds:uri="http://schemas.microsoft.com/office/2006/metadata/properties"/>
-    <ds:schemaRef ds:uri="http://schemas.microsoft.com/office/infopath/2007/PartnerControls"/>
-    <ds:schemaRef ds:uri="b16a9495-4dfd-42d3-807b-98cb11f03b43"/>
-  </ds:schemaRefs>
-</ds:datastoreItem>
-</file>
-
-<file path=customXml/itemProps3.xml><?xml version="1.0" encoding="utf-8"?>
-<ds:datastoreItem xmlns:ds="http://schemas.openxmlformats.org/officeDocument/2006/customXml" ds:itemID="{11111111-1234-1234-1234-123412341234}">
-  <ds:schemaRefs>
-    <ds:schemaRef ds:uri="http://customooxmlschemas.google.com/"/>
-    <ds:schemaRef ds:uri="http://schemas.openxmlformats.org/officeDocument/2006/relationships"/>
-  </ds:schemaRefs>
-</ds:datastoreItem>
-</file>
-
-<file path=customXml/itemProps4.xml><?xml version="1.0" encoding="utf-8"?>
 <ds:datastoreItem xmlns:ds="http://schemas.openxmlformats.org/officeDocument/2006/customXml" ds:itemID="{1CD39011-2B34-4226-8638-59B13D86301D}">
   <ds:schemaRefs>
     <ds:schemaRef ds:uri="http://schemas.microsoft.com/office/2006/metadata/contentType"/>
@@ -4973,10 +4194,29 @@
 </ds:datastoreItem>
 </file>
 
+<file path=customXml/itemProps3.xml><?xml version="1.0" encoding="utf-8"?>
+<ds:datastoreItem xmlns:ds="http://schemas.openxmlformats.org/officeDocument/2006/customXml" ds:itemID="{11111111-1234-1234-1234-123412341234}">
+  <ds:schemaRefs>
+    <ds:schemaRef ds:uri="http://customooxmlschemas.google.com/"/>
+    <ds:schemaRef ds:uri="http://schemas.openxmlformats.org/officeDocument/2006/relationships"/>
+  </ds:schemaRefs>
+</ds:datastoreItem>
+</file>
+
+<file path=customXml/itemProps4.xml><?xml version="1.0" encoding="utf-8"?>
+<ds:datastoreItem xmlns:ds="http://schemas.openxmlformats.org/officeDocument/2006/customXml" ds:itemID="{D51EB97A-8C7A-4EE1-A3AD-E57FDBFA6BEE}">
+  <ds:schemaRefs>
+    <ds:schemaRef ds:uri="http://schemas.microsoft.com/office/2006/metadata/properties"/>
+    <ds:schemaRef ds:uri="http://schemas.microsoft.com/office/infopath/2007/PartnerControls"/>
+    <ds:schemaRef ds:uri="b16a9495-4dfd-42d3-807b-98cb11f03b43"/>
+  </ds:schemaRefs>
+</ds:datastoreItem>
+</file>
+
 <file path=customXml/itemProps5.xml><?xml version="1.0" encoding="utf-8"?>
-<ds:datastoreItem xmlns:ds="http://schemas.openxmlformats.org/officeDocument/2006/customXml" ds:itemID="{A5C61161-19E4-4D42-A5DA-EC591AFE0A7D}">
+<ds:datastoreItem xmlns:ds="http://schemas.openxmlformats.org/officeDocument/2006/customXml" ds:itemID="{AD64260C-1345-4C21-A804-B9FBE7B91489}">
   <ds:schemaRefs>
-    <ds:schemaRef ds:uri="http://schemas.openxmlformats.org/officeDocument/2006/bibliography"/>
+    <ds:schemaRef ds:uri="http://schemas.microsoft.com/sharepoint/v3/contenttype/forms"/>
   </ds:schemaRefs>
 </ds:datastoreItem>
 </file>